--- a/packages/document-engine/templates/fire/5.3_fire_substances_list.docx
+++ b/packages/document-engine/templates/fire/5.3_fire_substances_list.docx
@@ -73,7 +73,7 @@
           <w:szCs w:val="20"/>
           <w:lang w:val="ro-RO"/>
         </w:rPr>
-        <w:t xml:space="preserve">Lista substanțelor periculoase utilizate în cadrul {{client.legalName}}, întocmită în baza prevederilor Legii 307/2006 – art. 19 lit. f) și ale OMAI 163/2007 – art. 18 lit. p) și art. 20 alin. (3) lit. g).</w:t>
+        <w:t xml:space="preserve">Lista substanțelor periculoase utilizate în cadrul {{client.legalName}}, întocmită în baza prevederilor Legii 307/2006 – art. 19 alin. (1) lit. f) și ale OMAI 163/2007 – art. 18 lit. p) și art. 20 alin. (3) lit. g).</w:t>
       </w:r>
     </w:p>
     <w:p>
@@ -258,7 +258,7 @@
           <w:szCs w:val="20"/>
           <w:lang w:val="ro-RO"/>
         </w:rPr>
-        <w:t xml:space="preserve">Substanța {{$index}}</w:t>
+        <w:t xml:space="preserve">Substanța {{$index}}: {{name}}</w:t>
       </w:r>
     </w:p>
     <w:tbl>
@@ -279,112 +279,12 @@
         <w:gridCol w:w="6010"/>
       </w:tblGrid>
       <w:tr>
-        <w:trPr>
-          <w:tblHeader w:val="true"/>
-          <w:cantSplit/>
-        </w:trPr>
+        <w:trPr/>
         <w:tc>
           <w:tcPr>
             <w:tcW w:w="3345" w:type="dxa"/>
             <w:tcBorders>
               <w:top w:val="single" w:sz="4" w:space="0" w:color="000000"/>
-              <w:left w:val="single" w:sz="4" w:space="0" w:color="000000"/>
-              <w:bottom w:val="single" w:sz="4" w:space="0" w:color="000000"/>
-            </w:tcBorders>
-            <w:vAlign w:val="top"/>
-          </w:tcPr>
-          <w:p>
-            <w:pPr>
-              <w:pStyle w:val="TableHeading"/>
-              <w:keepNext w:val="true"/>
-              <w:widowControl/>
-              <w:bidi w:val="0"/>
-              <w:spacing w:before="0" w:after="0"/>
-              <w:ind w:hanging="0" w:left="0"/>
-              <w:jc w:val="left"/>
-              <w:rPr>
-                <w:rFonts w:eastAsia="Arial" w:cs="Arial" w:ascii="Arial" w:hAnsi="Arial"/>
-                <w:b/>
-                <w:i w:val="false"/>
-                <w:color w:val="auto"/>
-                <w:spacing w:val="0"/>
-                <w:w w:val="100"/>
-                <w:sz w:val="20"/>
-                <w:szCs w:val="20"/>
-                <w:lang w:val="ro-RO"/>
-              </w:rPr>
-            </w:pPr>
-            <w:r>
-              <w:rPr>
-                <w:rFonts w:eastAsia="Arial" w:cs="Arial" w:ascii="Arial" w:hAnsi="Arial"/>
-                <w:b/>
-                <w:i w:val="false"/>
-                <w:color w:val="auto"/>
-                <w:spacing w:val="0"/>
-                <w:w w:val="100"/>
-                <w:sz w:val="20"/>
-                <w:szCs w:val="20"/>
-                <w:lang w:val="ro-RO"/>
-              </w:rPr>
-              <w:t xml:space="preserve">Câmp</w:t>
-            </w:r>
-          </w:p>
-        </w:tc>
-        <w:tc>
-          <w:tcPr>
-            <w:tcW w:w="6010" w:type="dxa"/>
-            <w:tcBorders>
-              <w:top w:val="single" w:sz="4" w:space="0" w:color="000000"/>
-              <w:left w:val="single" w:sz="4" w:space="0" w:color="000000"/>
-              <w:bottom w:val="single" w:sz="4" w:space="0" w:color="000000"/>
-              <w:right w:val="single" w:sz="4" w:space="0" w:color="000000"/>
-            </w:tcBorders>
-            <w:vAlign w:val="top"/>
-          </w:tcPr>
-          <w:p>
-            <w:pPr>
-              <w:pStyle w:val="TableHeading"/>
-              <w:keepNext w:val="true"/>
-              <w:widowControl/>
-              <w:bidi w:val="0"/>
-              <w:spacing w:before="0" w:after="0"/>
-              <w:ind w:hanging="0" w:left="0"/>
-              <w:jc w:val="left"/>
-              <w:rPr>
-                <w:rFonts w:eastAsia="Arial" w:cs="Arial" w:ascii="Arial" w:hAnsi="Arial"/>
-                <w:b/>
-                <w:i w:val="false"/>
-                <w:color w:val="auto"/>
-                <w:spacing w:val="0"/>
-                <w:w w:val="100"/>
-                <w:sz w:val="20"/>
-                <w:szCs w:val="20"/>
-                <w:lang w:val="ro-RO"/>
-              </w:rPr>
-            </w:pPr>
-            <w:r>
-              <w:rPr>
-                <w:rFonts w:eastAsia="Arial" w:cs="Arial" w:ascii="Arial" w:hAnsi="Arial"/>
-                <w:b/>
-                <w:i w:val="false"/>
-                <w:color w:val="auto"/>
-                <w:spacing w:val="0"/>
-                <w:w w:val="100"/>
-                <w:sz w:val="20"/>
-                <w:szCs w:val="20"/>
-                <w:lang w:val="ro-RO"/>
-              </w:rPr>
-              <w:t xml:space="preserve">Conținut</w:t>
-            </w:r>
-          </w:p>
-        </w:tc>
-      </w:tr>
-      <w:tr>
-        <w:trPr/>
-        <w:tc>
-          <w:tcPr>
-            <w:tcW w:w="3345" w:type="dxa"/>
-            <w:tcBorders>
               <w:left w:val="single" w:sz="4" w:space="0" w:color="000000"/>
               <w:bottom w:val="single" w:sz="4" w:space="0" w:color="000000"/>
             </w:tcBorders>
@@ -431,6 +331,7 @@
           <w:tcPr>
             <w:tcW w:w="6010" w:type="dxa"/>
             <w:tcBorders>
+              <w:top w:val="single" w:sz="4" w:space="0" w:color="000000"/>
               <w:left w:val="single" w:sz="4" w:space="0" w:color="000000"/>
               <w:bottom w:val="single" w:sz="4" w:space="0" w:color="000000"/>
               <w:right w:val="single" w:sz="4" w:space="0" w:color="000000"/>
@@ -521,6 +422,34 @@
               </w:rPr>
               <w:t xml:space="preserve">Clasificarea conform Regulamentului (CE) nr. 1272/2008 (CLP)</w:t>
             </w:r>
+            <w:r>
+              <w:rPr>
+                <w:rFonts w:eastAsia="Arial" w:cs="Arial" w:ascii="Arial" w:hAnsi="Arial"/>
+                <w:b w:val="false"/>
+                <w:i w:val="false"/>
+                <w:color w:val="auto"/>
+                <w:spacing w:val="0"/>
+                <w:w w:val="100"/>
+                <w:sz w:val="20"/>
+                <w:szCs w:val="20"/>
+                <w:lang w:val="ro-RO"/>
+              </w:rPr>
+              <w:br/>
+            </w:r>
+            <w:r>
+              <w:rPr>
+                <w:rFonts w:eastAsia="Arial" w:cs="Arial" w:ascii="Arial" w:hAnsi="Arial"/>
+                <w:b w:val="false"/>
+                <w:i/>
+                <w:color w:val="595959"/>
+                <w:spacing w:val="0"/>
+                <w:w w:val="100"/>
+                <w:sz w:val="16"/>
+                <w:szCs w:val="16"/>
+                <w:lang w:val="ro-RO"/>
+              </w:rPr>
+              <w:t xml:space="preserve">(secțiunea 2 a fișei cu date de securitate)</w:t>
+            </w:r>
           </w:p>
         </w:tc>
         <w:tc>
@@ -713,6 +642,34 @@
               </w:rPr>
               <w:t xml:space="preserve">Proprietăți fizico-chimice</w:t>
             </w:r>
+            <w:r>
+              <w:rPr>
+                <w:rFonts w:eastAsia="Arial" w:cs="Arial" w:ascii="Arial" w:hAnsi="Arial"/>
+                <w:b w:val="false"/>
+                <w:i w:val="false"/>
+                <w:color w:val="auto"/>
+                <w:spacing w:val="0"/>
+                <w:w w:val="100"/>
+                <w:sz w:val="20"/>
+                <w:szCs w:val="20"/>
+                <w:lang w:val="ro-RO"/>
+              </w:rPr>
+              <w:br/>
+            </w:r>
+            <w:r>
+              <w:rPr>
+                <w:rFonts w:eastAsia="Arial" w:cs="Arial" w:ascii="Arial" w:hAnsi="Arial"/>
+                <w:b w:val="false"/>
+                <w:i/>
+                <w:color w:val="595959"/>
+                <w:spacing w:val="0"/>
+                <w:w w:val="100"/>
+                <w:sz w:val="16"/>
+                <w:szCs w:val="16"/>
+                <w:lang w:val="ro-RO"/>
+              </w:rPr>
+              <w:t xml:space="preserve">(secțiunea 9 a fișei cu date de securitate)</w:t>
+            </w:r>
           </w:p>
         </w:tc>
         <w:tc>
@@ -809,6 +766,34 @@
               </w:rPr>
               <w:t xml:space="preserve">Coduri de identificare</w:t>
             </w:r>
+            <w:r>
+              <w:rPr>
+                <w:rFonts w:eastAsia="Arial" w:cs="Arial" w:ascii="Arial" w:hAnsi="Arial"/>
+                <w:b w:val="false"/>
+                <w:i w:val="false"/>
+                <w:color w:val="auto"/>
+                <w:spacing w:val="0"/>
+                <w:w w:val="100"/>
+                <w:sz w:val="20"/>
+                <w:szCs w:val="20"/>
+                <w:lang w:val="ro-RO"/>
+              </w:rPr>
+              <w:br/>
+            </w:r>
+            <w:r>
+              <w:rPr>
+                <w:rFonts w:eastAsia="Arial" w:cs="Arial" w:ascii="Arial" w:hAnsi="Arial"/>
+                <w:b w:val="false"/>
+                <w:i/>
+                <w:color w:val="595959"/>
+                <w:spacing w:val="0"/>
+                <w:w w:val="100"/>
+                <w:sz w:val="16"/>
+                <w:szCs w:val="16"/>
+                <w:lang w:val="ro-RO"/>
+              </w:rPr>
+              <w:t xml:space="preserve">(secțiunile 1, 3 și 14 ale fișei cu date de securitate)</w:t>
+            </w:r>
           </w:p>
         </w:tc>
         <w:tc>
@@ -905,6 +890,34 @@
               </w:rPr>
               <w:t xml:space="preserve">Riscuri pentru sănătate și mediu</w:t>
             </w:r>
+            <w:r>
+              <w:rPr>
+                <w:rFonts w:eastAsia="Arial" w:cs="Arial" w:ascii="Arial" w:hAnsi="Arial"/>
+                <w:b w:val="false"/>
+                <w:i w:val="false"/>
+                <w:color w:val="auto"/>
+                <w:spacing w:val="0"/>
+                <w:w w:val="100"/>
+                <w:sz w:val="20"/>
+                <w:szCs w:val="20"/>
+                <w:lang w:val="ro-RO"/>
+              </w:rPr>
+              <w:br/>
+            </w:r>
+            <w:r>
+              <w:rPr>
+                <w:rFonts w:eastAsia="Arial" w:cs="Arial" w:ascii="Arial" w:hAnsi="Arial"/>
+                <w:b w:val="false"/>
+                <w:i/>
+                <w:color w:val="595959"/>
+                <w:spacing w:val="0"/>
+                <w:w w:val="100"/>
+                <w:sz w:val="16"/>
+                <w:szCs w:val="16"/>
+                <w:lang w:val="ro-RO"/>
+              </w:rPr>
+              <w:t xml:space="preserve">(secțiunile 2, 11 și 12 ale fișei cu date de securitate)</w:t>
+            </w:r>
           </w:p>
         </w:tc>
         <w:tc>
@@ -1001,6 +1014,34 @@
               </w:rPr>
               <w:t xml:space="preserve">Mijloace de protecție recomandate</w:t>
             </w:r>
+            <w:r>
+              <w:rPr>
+                <w:rFonts w:eastAsia="Arial" w:cs="Arial" w:ascii="Arial" w:hAnsi="Arial"/>
+                <w:b w:val="false"/>
+                <w:i w:val="false"/>
+                <w:color w:val="auto"/>
+                <w:spacing w:val="0"/>
+                <w:w w:val="100"/>
+                <w:sz w:val="20"/>
+                <w:szCs w:val="20"/>
+                <w:lang w:val="ro-RO"/>
+              </w:rPr>
+              <w:br/>
+            </w:r>
+            <w:r>
+              <w:rPr>
+                <w:rFonts w:eastAsia="Arial" w:cs="Arial" w:ascii="Arial" w:hAnsi="Arial"/>
+                <w:b w:val="false"/>
+                <w:i/>
+                <w:color w:val="595959"/>
+                <w:spacing w:val="0"/>
+                <w:w w:val="100"/>
+                <w:sz w:val="16"/>
+                <w:szCs w:val="16"/>
+                <w:lang w:val="ro-RO"/>
+              </w:rPr>
+              <w:t xml:space="preserve">(secțiunea 8 a fișei cu date de securitate)</w:t>
+            </w:r>
           </w:p>
         </w:tc>
         <w:tc>
@@ -1097,6 +1138,34 @@
               </w:rPr>
               <w:t xml:space="preserve">Măsuri de intervenție și de prim ajutor</w:t>
             </w:r>
+            <w:r>
+              <w:rPr>
+                <w:rFonts w:eastAsia="Arial" w:cs="Arial" w:ascii="Arial" w:hAnsi="Arial"/>
+                <w:b w:val="false"/>
+                <w:i w:val="false"/>
+                <w:color w:val="auto"/>
+                <w:spacing w:val="0"/>
+                <w:w w:val="100"/>
+                <w:sz w:val="20"/>
+                <w:szCs w:val="20"/>
+                <w:lang w:val="ro-RO"/>
+              </w:rPr>
+              <w:br/>
+            </w:r>
+            <w:r>
+              <w:rPr>
+                <w:rFonts w:eastAsia="Arial" w:cs="Arial" w:ascii="Arial" w:hAnsi="Arial"/>
+                <w:b w:val="false"/>
+                <w:i/>
+                <w:color w:val="595959"/>
+                <w:spacing w:val="0"/>
+                <w:w w:val="100"/>
+                <w:sz w:val="16"/>
+                <w:szCs w:val="16"/>
+                <w:lang w:val="ro-RO"/>
+              </w:rPr>
+              <w:t xml:space="preserve">(secțiunile 4, 5 și 6 ale fișei cu date de securitate)</w:t>
+            </w:r>
           </w:p>
         </w:tc>
         <w:tc>
@@ -1193,6 +1262,34 @@
               </w:rPr>
               <w:t xml:space="preserve">Substanțe pentru stingere, neutralizare sau decontaminare</w:t>
             </w:r>
+            <w:r>
+              <w:rPr>
+                <w:rFonts w:eastAsia="Arial" w:cs="Arial" w:ascii="Arial" w:hAnsi="Arial"/>
+                <w:b w:val="false"/>
+                <w:i w:val="false"/>
+                <w:color w:val="auto"/>
+                <w:spacing w:val="0"/>
+                <w:w w:val="100"/>
+                <w:sz w:val="20"/>
+                <w:szCs w:val="20"/>
+                <w:lang w:val="ro-RO"/>
+              </w:rPr>
+              <w:br/>
+            </w:r>
+            <w:r>
+              <w:rPr>
+                <w:rFonts w:eastAsia="Arial" w:cs="Arial" w:ascii="Arial" w:hAnsi="Arial"/>
+                <w:b w:val="false"/>
+                <w:i/>
+                <w:color w:val="595959"/>
+                <w:spacing w:val="0"/>
+                <w:w w:val="100"/>
+                <w:sz w:val="16"/>
+                <w:szCs w:val="16"/>
+                <w:lang w:val="ro-RO"/>
+              </w:rPr>
+              <w:t xml:space="preserve">(secțiunile 5 și 6 ale fișei cu date de securitate)</w:t>
+            </w:r>
           </w:p>
         </w:tc>
         <w:tc>
@@ -1289,6 +1386,34 @@
               </w:rPr>
               <w:t xml:space="preserve">Locul de depozitare</w:t>
             </w:r>
+            <w:r>
+              <w:rPr>
+                <w:rFonts w:eastAsia="Arial" w:cs="Arial" w:ascii="Arial" w:hAnsi="Arial"/>
+                <w:b w:val="false"/>
+                <w:i w:val="false"/>
+                <w:color w:val="auto"/>
+                <w:spacing w:val="0"/>
+                <w:w w:val="100"/>
+                <w:sz w:val="20"/>
+                <w:szCs w:val="20"/>
+                <w:lang w:val="ro-RO"/>
+              </w:rPr>
+              <w:br/>
+            </w:r>
+            <w:r>
+              <w:rPr>
+                <w:rFonts w:eastAsia="Arial" w:cs="Arial" w:ascii="Arial" w:hAnsi="Arial"/>
+                <w:b w:val="false"/>
+                <w:i/>
+                <w:color w:val="595959"/>
+                <w:spacing w:val="0"/>
+                <w:w w:val="100"/>
+                <w:sz w:val="16"/>
+                <w:szCs w:val="16"/>
+                <w:lang w:val="ro-RO"/>
+              </w:rPr>
+              <w:t xml:space="preserve">(locul din unitate, în condițiile din secțiunea 7 a fișei cu date de securitate)</w:t>
+            </w:r>
           </w:p>
         </w:tc>
         <w:tc>
@@ -1384,6 +1509,34 @@
                 <w:lang w:val="ro-RO"/>
               </w:rPr>
               <w:t xml:space="preserve">Modul de manipulare</w:t>
+            </w:r>
+            <w:r>
+              <w:rPr>
+                <w:rFonts w:eastAsia="Arial" w:cs="Arial" w:ascii="Arial" w:hAnsi="Arial"/>
+                <w:b w:val="false"/>
+                <w:i w:val="false"/>
+                <w:color w:val="auto"/>
+                <w:spacing w:val="0"/>
+                <w:w w:val="100"/>
+                <w:sz w:val="20"/>
+                <w:szCs w:val="20"/>
+                <w:lang w:val="ro-RO"/>
+              </w:rPr>
+              <w:br/>
+            </w:r>
+            <w:r>
+              <w:rPr>
+                <w:rFonts w:eastAsia="Arial" w:cs="Arial" w:ascii="Arial" w:hAnsi="Arial"/>
+                <w:b w:val="false"/>
+                <w:i/>
+                <w:color w:val="595959"/>
+                <w:spacing w:val="0"/>
+                <w:w w:val="100"/>
+                <w:sz w:val="16"/>
+                <w:szCs w:val="16"/>
+                <w:lang w:val="ro-RO"/>
+              </w:rPr>
+              <w:t xml:space="preserve">(secțiunea 7 a fișei cu date de securitate)</w:t>
             </w:r>
           </w:p>
         </w:tc>
